--- a/Phieu_thuc_hanh_CTDL_GT_2026_10_09_Da_dien.docx
+++ b/Phieu_thuc_hanh_CTDL_GT_2026_10_09_Da_dien.docx
@@ -28,7 +28,7 @@
           <w:rFonts w:ascii="Times New Roman" w:hAnsi="Times New Roman"/>
           <w:sz w:val="22"/>
         </w:rPr>
-        <w:t>GitHub: https://github.com/TranHuuDuy-PTIT/Thuc_hanh_Julia_2026_10_09          Commit SHA: a1c4b78</w:t>
+        <w:t>GitHub: https://github.com/TranHuuDuy-PTIT/Thuc_hanh_Julia_2026_10_09          Commit SHA: 9a91d0d</w:t>
       </w:r>
     </w:p>
     <w:p>

--- a/Phieu_thuc_hanh_CTDL_GT_2026_10_09_Da_dien.docx
+++ b/Phieu_thuc_hanh_CTDL_GT_2026_10_09_Da_dien.docx
@@ -28,7 +28,7 @@
           <w:rFonts w:ascii="Times New Roman" w:hAnsi="Times New Roman"/>
           <w:sz w:val="22"/>
         </w:rPr>
-        <w:t>GitHub: https://github.com/TranHuuDuy-PTIT/Thuc_hanh_Julia_2026_10_09          Commit SHA: 9a91d0d</w:t>
+        <w:t>GitHub: https://github.com/diwy06/Thuc_hanh_Julia_2026_10_09          Commit SHA: 9a91d0d</w:t>
       </w:r>
     </w:p>
     <w:p>
